--- a/Notes/Data_Strategy_Restart_Tech_Deep_Dives_Notes_2026-10-28.docx
+++ b/Notes/Data_Strategy_Restart_Tech_Deep_Dives_Notes_2026-10-28.docx
@@ -3140,6 +3140,87 @@
       </w:pPr>
       <w:r>
         <w:t xml:space="preserve">Technology also talked about building an agent that recommends how to sort and group data. Jacqueline wants to know what that's about.</w:t>
+      </w:r>
+    </w:p>
+    <w:p>
+      <w:pPr>
+        <w:pStyle w:val="Heading3"/>
+        <w:keepNext/>
+      </w:pPr>
+      <w:r>
+        <w:t xml:space="preserve">Added after the call: why DPC, and how it compares</w:t>
+      </w:r>
+    </w:p>
+    <w:p>
+      <w:pPr>
+        <w:pStyle w:val="ListParagraph"/>
+        <w:numPr>
+          <w:ilvl w:val="0"/>
+          <w:numId w:val="2"/>
+        </w:numPr>
+        <w:spacing w:after="60"/>
+      </w:pPr>
+      <w:r>
+        <w:t xml:space="preserve">Why did we historically use DPC?</w:t>
+      </w:r>
+    </w:p>
+    <w:p>
+      <w:pPr>
+        <w:pStyle w:val="ListParagraph"/>
+        <w:numPr>
+          <w:ilvl w:val="0"/>
+          <w:numId w:val="2"/>
+        </w:numPr>
+        <w:spacing w:after="60"/>
+      </w:pPr>
+      <w:r>
+        <w:t xml:space="preserve">What are the benefits of DPC over GCP?</w:t>
+      </w:r>
+    </w:p>
+    <w:p>
+      <w:pPr>
+        <w:pStyle w:val="ListParagraph"/>
+        <w:numPr>
+          <w:ilvl w:val="0"/>
+          <w:numId w:val="2"/>
+        </w:numPr>
+        <w:spacing w:after="60"/>
+      </w:pPr>
+      <w:r>
+        <w:t xml:space="preserve">Are there other DPC instances in the bank? Why did we choose Nexus One?</w:t>
+      </w:r>
+    </w:p>
+    <w:p>
+      <w:pPr>
+        <w:pStyle w:val="ListParagraph"/>
+        <w:numPr>
+          <w:ilvl w:val="0"/>
+          <w:numId w:val="2"/>
+        </w:numPr>
+        <w:spacing w:after="60"/>
+      </w:pPr>
+      <w:r>
+        <w:t xml:space="preserve">What are the pros and cons of our DPC versus the other DPC instances and GCP?</w:t>
+      </w:r>
+    </w:p>
+    <w:p>
+      <w:pPr>
+        <w:pStyle w:val="ListParagraph"/>
+        <w:numPr>
+          <w:ilvl w:val="0"/>
+          <w:numId w:val="2"/>
+        </w:numPr>
+        <w:spacing w:after="60"/>
+      </w:pPr>
+      <w:r>
+        <w:rPr>
+          <w:b/>
+          <w:bCs/>
+        </w:rPr>
+        <w:t xml:space="preserve">Helpful to share beforehand: </w:t>
+      </w:r>
+      <w:r>
+        <w:t xml:space="preserve">background on why we chose DPC and Nexus One; a list of the other DPC instances in the bank; and a comparison of our DPC, the other instances and GCP, with pros and cons.</w:t>
       </w:r>
     </w:p>
     <w:p>
@@ -10494,7 +10575,7 @@
                 <w:sz w:val="20"/>
                 <w:szCs w:val="20"/>
               </w:rPr>
-              <w:t xml:space="preserve">For next week; earlier if technology has materials</w:t>
+              <w:t xml:space="preserve">One 1-hour and two 30-minute meetings next week; earlier if technology has materials</w:t>
             </w:r>
           </w:p>
         </w:tc>
@@ -12025,6 +12106,432 @@
                 <w:szCs w:val="20"/>
               </w:rPr>
               <w:t xml:space="preserve">What is DPC for the company, in plain terms, and when will it be done?</w:t>
+            </w:r>
+          </w:p>
+        </w:tc>
+        <w:tc>
+          <w:tcPr>
+            <w:tcW w:type="dxa" w:w="2200"/>
+            <w:tcBorders>
+              <w:top w:val="single" w:color="BFBFBF" w:sz="4"/>
+              <w:left w:val="single" w:color="BFBFBF" w:sz="4"/>
+              <w:bottom w:val="single" w:color="BFBFBF" w:sz="4"/>
+              <w:right w:val="single" w:color="BFBFBF" w:sz="4"/>
+            </w:tcBorders>
+            <w:tcMar>
+              <w:top w:type="dxa" w:w="80"/>
+              <w:left w:type="dxa" w:w="110"/>
+              <w:bottom w:type="dxa" w:w="80"/>
+              <w:right w:type="dxa" w:w="110"/>
+            </w:tcMar>
+          </w:tcPr>
+          <w:p>
+            <w:pPr>
+              <w:spacing w:after="0"/>
+            </w:pPr>
+            <w:r>
+              <w:rPr>
+                <w:b w:val="false"/>
+                <w:bCs w:val="false"/>
+                <w:i w:val="false"/>
+                <w:iCs w:val="false"/>
+                <w:sz w:val="20"/>
+                <w:szCs w:val="20"/>
+              </w:rPr>
+              <w:t xml:space="preserve">Deep Dive 1</w:t>
+            </w:r>
+          </w:p>
+        </w:tc>
+      </w:tr>
+      <w:tr>
+        <w:trPr>
+          <w:cantSplit/>
+          <w:tblHeader w:val="false"/>
+        </w:trPr>
+        <w:tc>
+          <w:tcPr>
+            <w:tcW w:type="dxa" w:w="1500"/>
+            <w:tcBorders>
+              <w:top w:val="single" w:color="BFBFBF" w:sz="4"/>
+              <w:left w:val="single" w:color="BFBFBF" w:sz="4"/>
+              <w:bottom w:val="single" w:color="BFBFBF" w:sz="4"/>
+              <w:right w:val="single" w:color="BFBFBF" w:sz="4"/>
+            </w:tcBorders>
+            <w:shd w:fill="F2F6FB" w:color="auto" w:val="clear"/>
+            <w:tcMar>
+              <w:top w:type="dxa" w:w="80"/>
+              <w:left w:type="dxa" w:w="110"/>
+              <w:bottom w:type="dxa" w:w="80"/>
+              <w:right w:type="dxa" w:w="110"/>
+            </w:tcMar>
+          </w:tcPr>
+          <w:p>
+            <w:pPr>
+              <w:spacing w:after="0"/>
+            </w:pPr>
+            <w:r>
+              <w:rPr>
+                <w:b/>
+                <w:bCs/>
+                <w:i w:val="false"/>
+                <w:iCs w:val="false"/>
+                <w:sz w:val="20"/>
+                <w:szCs w:val="20"/>
+              </w:rPr>
+              <w:t xml:space="preserve">DPC</w:t>
+            </w:r>
+          </w:p>
+        </w:tc>
+        <w:tc>
+          <w:tcPr>
+            <w:tcW w:type="dxa" w:w="5660"/>
+            <w:tcBorders>
+              <w:top w:val="single" w:color="BFBFBF" w:sz="4"/>
+              <w:left w:val="single" w:color="BFBFBF" w:sz="4"/>
+              <w:bottom w:val="single" w:color="BFBFBF" w:sz="4"/>
+              <w:right w:val="single" w:color="BFBFBF" w:sz="4"/>
+            </w:tcBorders>
+            <w:shd w:fill="F2F6FB" w:color="auto" w:val="clear"/>
+            <w:tcMar>
+              <w:top w:type="dxa" w:w="80"/>
+              <w:left w:type="dxa" w:w="110"/>
+              <w:bottom w:type="dxa" w:w="80"/>
+              <w:right w:type="dxa" w:w="110"/>
+            </w:tcMar>
+          </w:tcPr>
+          <w:p>
+            <w:pPr>
+              <w:spacing w:after="0"/>
+            </w:pPr>
+            <w:r>
+              <w:rPr>
+                <w:b w:val="false"/>
+                <w:bCs w:val="false"/>
+                <w:i w:val="false"/>
+                <w:iCs w:val="false"/>
+                <w:sz w:val="20"/>
+                <w:szCs w:val="20"/>
+              </w:rPr>
+              <w:t xml:space="preserve">Why did we historically use DPC?</w:t>
+            </w:r>
+          </w:p>
+        </w:tc>
+        <w:tc>
+          <w:tcPr>
+            <w:tcW w:type="dxa" w:w="2200"/>
+            <w:tcBorders>
+              <w:top w:val="single" w:color="BFBFBF" w:sz="4"/>
+              <w:left w:val="single" w:color="BFBFBF" w:sz="4"/>
+              <w:bottom w:val="single" w:color="BFBFBF" w:sz="4"/>
+              <w:right w:val="single" w:color="BFBFBF" w:sz="4"/>
+            </w:tcBorders>
+            <w:shd w:fill="F2F6FB" w:color="auto" w:val="clear"/>
+            <w:tcMar>
+              <w:top w:type="dxa" w:w="80"/>
+              <w:left w:type="dxa" w:w="110"/>
+              <w:bottom w:type="dxa" w:w="80"/>
+              <w:right w:type="dxa" w:w="110"/>
+            </w:tcMar>
+          </w:tcPr>
+          <w:p>
+            <w:pPr>
+              <w:spacing w:after="0"/>
+            </w:pPr>
+            <w:r>
+              <w:rPr>
+                <w:b w:val="false"/>
+                <w:bCs w:val="false"/>
+                <w:i w:val="false"/>
+                <w:iCs w:val="false"/>
+                <w:sz w:val="20"/>
+                <w:szCs w:val="20"/>
+              </w:rPr>
+              <w:t xml:space="preserve">Deep Dive 1</w:t>
+            </w:r>
+          </w:p>
+        </w:tc>
+      </w:tr>
+      <w:tr>
+        <w:trPr>
+          <w:cantSplit/>
+          <w:tblHeader w:val="false"/>
+        </w:trPr>
+        <w:tc>
+          <w:tcPr>
+            <w:tcW w:type="dxa" w:w="1500"/>
+            <w:tcBorders>
+              <w:top w:val="single" w:color="BFBFBF" w:sz="4"/>
+              <w:left w:val="single" w:color="BFBFBF" w:sz="4"/>
+              <w:bottom w:val="single" w:color="BFBFBF" w:sz="4"/>
+              <w:right w:val="single" w:color="BFBFBF" w:sz="4"/>
+            </w:tcBorders>
+            <w:tcMar>
+              <w:top w:type="dxa" w:w="80"/>
+              <w:left w:type="dxa" w:w="110"/>
+              <w:bottom w:type="dxa" w:w="80"/>
+              <w:right w:type="dxa" w:w="110"/>
+            </w:tcMar>
+          </w:tcPr>
+          <w:p>
+            <w:pPr>
+              <w:spacing w:after="0"/>
+            </w:pPr>
+            <w:r>
+              <w:rPr>
+                <w:b/>
+                <w:bCs/>
+                <w:i w:val="false"/>
+                <w:iCs w:val="false"/>
+                <w:sz w:val="20"/>
+                <w:szCs w:val="20"/>
+              </w:rPr>
+              <w:t xml:space="preserve">DPC</w:t>
+            </w:r>
+          </w:p>
+        </w:tc>
+        <w:tc>
+          <w:tcPr>
+            <w:tcW w:type="dxa" w:w="5660"/>
+            <w:tcBorders>
+              <w:top w:val="single" w:color="BFBFBF" w:sz="4"/>
+              <w:left w:val="single" w:color="BFBFBF" w:sz="4"/>
+              <w:bottom w:val="single" w:color="BFBFBF" w:sz="4"/>
+              <w:right w:val="single" w:color="BFBFBF" w:sz="4"/>
+            </w:tcBorders>
+            <w:tcMar>
+              <w:top w:type="dxa" w:w="80"/>
+              <w:left w:type="dxa" w:w="110"/>
+              <w:bottom w:type="dxa" w:w="80"/>
+              <w:right w:type="dxa" w:w="110"/>
+            </w:tcMar>
+          </w:tcPr>
+          <w:p>
+            <w:pPr>
+              <w:spacing w:after="0"/>
+            </w:pPr>
+            <w:r>
+              <w:rPr>
+                <w:b w:val="false"/>
+                <w:bCs w:val="false"/>
+                <w:i w:val="false"/>
+                <w:iCs w:val="false"/>
+                <w:sz w:val="20"/>
+                <w:szCs w:val="20"/>
+              </w:rPr>
+              <w:t xml:space="preserve">What are the benefits of DPC over GCP?</w:t>
+            </w:r>
+          </w:p>
+        </w:tc>
+        <w:tc>
+          <w:tcPr>
+            <w:tcW w:type="dxa" w:w="2200"/>
+            <w:tcBorders>
+              <w:top w:val="single" w:color="BFBFBF" w:sz="4"/>
+              <w:left w:val="single" w:color="BFBFBF" w:sz="4"/>
+              <w:bottom w:val="single" w:color="BFBFBF" w:sz="4"/>
+              <w:right w:val="single" w:color="BFBFBF" w:sz="4"/>
+            </w:tcBorders>
+            <w:tcMar>
+              <w:top w:type="dxa" w:w="80"/>
+              <w:left w:type="dxa" w:w="110"/>
+              <w:bottom w:type="dxa" w:w="80"/>
+              <w:right w:type="dxa" w:w="110"/>
+            </w:tcMar>
+          </w:tcPr>
+          <w:p>
+            <w:pPr>
+              <w:spacing w:after="0"/>
+            </w:pPr>
+            <w:r>
+              <w:rPr>
+                <w:b w:val="false"/>
+                <w:bCs w:val="false"/>
+                <w:i w:val="false"/>
+                <w:iCs w:val="false"/>
+                <w:sz w:val="20"/>
+                <w:szCs w:val="20"/>
+              </w:rPr>
+              <w:t xml:space="preserve">Deep Dive 1</w:t>
+            </w:r>
+          </w:p>
+        </w:tc>
+      </w:tr>
+      <w:tr>
+        <w:trPr>
+          <w:cantSplit/>
+          <w:tblHeader w:val="false"/>
+        </w:trPr>
+        <w:tc>
+          <w:tcPr>
+            <w:tcW w:type="dxa" w:w="1500"/>
+            <w:tcBorders>
+              <w:top w:val="single" w:color="BFBFBF" w:sz="4"/>
+              <w:left w:val="single" w:color="BFBFBF" w:sz="4"/>
+              <w:bottom w:val="single" w:color="BFBFBF" w:sz="4"/>
+              <w:right w:val="single" w:color="BFBFBF" w:sz="4"/>
+            </w:tcBorders>
+            <w:shd w:fill="F2F6FB" w:color="auto" w:val="clear"/>
+            <w:tcMar>
+              <w:top w:type="dxa" w:w="80"/>
+              <w:left w:type="dxa" w:w="110"/>
+              <w:bottom w:type="dxa" w:w="80"/>
+              <w:right w:type="dxa" w:w="110"/>
+            </w:tcMar>
+          </w:tcPr>
+          <w:p>
+            <w:pPr>
+              <w:spacing w:after="0"/>
+            </w:pPr>
+            <w:r>
+              <w:rPr>
+                <w:b/>
+                <w:bCs/>
+                <w:i w:val="false"/>
+                <w:iCs w:val="false"/>
+                <w:sz w:val="20"/>
+                <w:szCs w:val="20"/>
+              </w:rPr>
+              <w:t xml:space="preserve">DPC</w:t>
+            </w:r>
+          </w:p>
+        </w:tc>
+        <w:tc>
+          <w:tcPr>
+            <w:tcW w:type="dxa" w:w="5660"/>
+            <w:tcBorders>
+              <w:top w:val="single" w:color="BFBFBF" w:sz="4"/>
+              <w:left w:val="single" w:color="BFBFBF" w:sz="4"/>
+              <w:bottom w:val="single" w:color="BFBFBF" w:sz="4"/>
+              <w:right w:val="single" w:color="BFBFBF" w:sz="4"/>
+            </w:tcBorders>
+            <w:shd w:fill="F2F6FB" w:color="auto" w:val="clear"/>
+            <w:tcMar>
+              <w:top w:type="dxa" w:w="80"/>
+              <w:left w:type="dxa" w:w="110"/>
+              <w:bottom w:type="dxa" w:w="80"/>
+              <w:right w:type="dxa" w:w="110"/>
+            </w:tcMar>
+          </w:tcPr>
+          <w:p>
+            <w:pPr>
+              <w:spacing w:after="0"/>
+            </w:pPr>
+            <w:r>
+              <w:rPr>
+                <w:b w:val="false"/>
+                <w:bCs w:val="false"/>
+                <w:i w:val="false"/>
+                <w:iCs w:val="false"/>
+                <w:sz w:val="20"/>
+                <w:szCs w:val="20"/>
+              </w:rPr>
+              <w:t xml:space="preserve">Are there other DPC instances in the bank? Why did we choose Nexus One?</w:t>
+            </w:r>
+          </w:p>
+        </w:tc>
+        <w:tc>
+          <w:tcPr>
+            <w:tcW w:type="dxa" w:w="2200"/>
+            <w:tcBorders>
+              <w:top w:val="single" w:color="BFBFBF" w:sz="4"/>
+              <w:left w:val="single" w:color="BFBFBF" w:sz="4"/>
+              <w:bottom w:val="single" w:color="BFBFBF" w:sz="4"/>
+              <w:right w:val="single" w:color="BFBFBF" w:sz="4"/>
+            </w:tcBorders>
+            <w:shd w:fill="F2F6FB" w:color="auto" w:val="clear"/>
+            <w:tcMar>
+              <w:top w:type="dxa" w:w="80"/>
+              <w:left w:type="dxa" w:w="110"/>
+              <w:bottom w:type="dxa" w:w="80"/>
+              <w:right w:type="dxa" w:w="110"/>
+            </w:tcMar>
+          </w:tcPr>
+          <w:p>
+            <w:pPr>
+              <w:spacing w:after="0"/>
+            </w:pPr>
+            <w:r>
+              <w:rPr>
+                <w:b w:val="false"/>
+                <w:bCs w:val="false"/>
+                <w:i w:val="false"/>
+                <w:iCs w:val="false"/>
+                <w:sz w:val="20"/>
+                <w:szCs w:val="20"/>
+              </w:rPr>
+              <w:t xml:space="preserve">Deep Dive 1</w:t>
+            </w:r>
+          </w:p>
+        </w:tc>
+      </w:tr>
+      <w:tr>
+        <w:trPr>
+          <w:cantSplit/>
+          <w:tblHeader w:val="false"/>
+        </w:trPr>
+        <w:tc>
+          <w:tcPr>
+            <w:tcW w:type="dxa" w:w="1500"/>
+            <w:tcBorders>
+              <w:top w:val="single" w:color="BFBFBF" w:sz="4"/>
+              <w:left w:val="single" w:color="BFBFBF" w:sz="4"/>
+              <w:bottom w:val="single" w:color="BFBFBF" w:sz="4"/>
+              <w:right w:val="single" w:color="BFBFBF" w:sz="4"/>
+            </w:tcBorders>
+            <w:tcMar>
+              <w:top w:type="dxa" w:w="80"/>
+              <w:left w:type="dxa" w:w="110"/>
+              <w:bottom w:type="dxa" w:w="80"/>
+              <w:right w:type="dxa" w:w="110"/>
+            </w:tcMar>
+          </w:tcPr>
+          <w:p>
+            <w:pPr>
+              <w:spacing w:after="0"/>
+            </w:pPr>
+            <w:r>
+              <w:rPr>
+                <w:b/>
+                <w:bCs/>
+                <w:i w:val="false"/>
+                <w:iCs w:val="false"/>
+                <w:sz w:val="20"/>
+                <w:szCs w:val="20"/>
+              </w:rPr>
+              <w:t xml:space="preserve">DPC</w:t>
+            </w:r>
+          </w:p>
+        </w:tc>
+        <w:tc>
+          <w:tcPr>
+            <w:tcW w:type="dxa" w:w="5660"/>
+            <w:tcBorders>
+              <w:top w:val="single" w:color="BFBFBF" w:sz="4"/>
+              <w:left w:val="single" w:color="BFBFBF" w:sz="4"/>
+              <w:bottom w:val="single" w:color="BFBFBF" w:sz="4"/>
+              <w:right w:val="single" w:color="BFBFBF" w:sz="4"/>
+            </w:tcBorders>
+            <w:tcMar>
+              <w:top w:type="dxa" w:w="80"/>
+              <w:left w:type="dxa" w:w="110"/>
+              <w:bottom w:type="dxa" w:w="80"/>
+              <w:right w:type="dxa" w:w="110"/>
+            </w:tcMar>
+          </w:tcPr>
+          <w:p>
+            <w:pPr>
+              <w:spacing w:after="0"/>
+            </w:pPr>
+            <w:r>
+              <w:rPr>
+                <w:b w:val="false"/>
+                <w:bCs w:val="false"/>
+                <w:i w:val="false"/>
+                <w:iCs w:val="false"/>
+                <w:sz w:val="20"/>
+                <w:szCs w:val="20"/>
+              </w:rPr>
+              <w:t xml:space="preserve">What are the pros and cons of our DPC versus the other DPC instances and GCP?</w:t>
             </w:r>
           </w:p>
         </w:tc>
@@ -18921,7 +19428,7 @@
                 <w:sz w:val="20"/>
                 <w:szCs w:val="20"/>
               </w:rPr>
-              <w:t xml:space="preserve">60 min (proposed)</w:t>
+              <w:t xml:space="preserve">1 hour</w:t>
             </w:r>
           </w:p>
         </w:tc>
@@ -19062,7 +19569,7 @@
                 <w:sz w:val="20"/>
                 <w:szCs w:val="20"/>
               </w:rPr>
-              <w:t xml:space="preserve">60 min (proposed)</w:t>
+              <w:t xml:space="preserve">30 min</w:t>
             </w:r>
           </w:p>
         </w:tc>
@@ -19201,7 +19708,7 @@
                 <w:sz w:val="20"/>
                 <w:szCs w:val="20"/>
               </w:rPr>
-              <w:t xml:space="preserve">60 min (proposed)</w:t>
+              <w:t xml:space="preserve">30 min</w:t>
             </w:r>
           </w:p>
         </w:tc>
